--- a/caliper/aims_revision_caliper.docx
+++ b/caliper/aims_revision_caliper.docx
@@ -144,15 +144,7 @@
           <w:sz w:val="22"/>
           <w:szCs w:val="22"/>
         </w:rPr>
-        <w:t xml:space="preserve"> </w:t>
-      </w:r>
-      <w:r>
-        <w:rPr>
-          <w:rFonts w:ascii="Arial" w:hAnsi="Arial" w:cs="Arial"/>
-          <w:sz w:val="22"/>
-          <w:szCs w:val="22"/>
-        </w:rPr>
-        <w:t>potentially</w:t>
+        <w:t xml:space="preserve"> potentially</w:t>
       </w:r>
       <w:r>
         <w:rPr>
@@ -761,17 +753,7 @@
           <w:sz w:val="22"/>
           <w:szCs w:val="22"/>
         </w:rPr>
-        <w:t xml:space="preserve"> </w:t>
-      </w:r>
-      <w:r>
-        <w:rPr>
-          <w:rFonts w:ascii="Arial" w:hAnsi="Arial" w:cs="Arial"/>
-          <w:b/>
-          <w:bCs/>
-          <w:sz w:val="22"/>
-          <w:szCs w:val="22"/>
-        </w:rPr>
-        <w:t>allele structure,</w:t>
+        <w:t xml:space="preserve"> allele structure,</w:t>
       </w:r>
       <w:r>
         <w:rPr>
